--- a/lap05/OfficeComputingLabsReport.docx
+++ b/lap05/OfficeComputingLabsReport.docx
@@ -974,6 +974,14 @@
     </w:p>
     <w:sdt>
       <w:sdtPr>
+        <w:rPr>
+          <w:rFonts w:asciiTheme="minorHAnsi" w:eastAsiaTheme="minorHAnsi" w:hAnsiTheme="minorHAnsi" w:cstheme="minorBidi"/>
+          <w:color w:val="auto"/>
+          <w:kern w:val="2"/>
+          <w:sz w:val="24"/>
+          <w:szCs w:val="24"/>
+          <w14:ligatures w14:val="standardContextual"/>
+        </w:rPr>
         <w:id w:val="2108457444"/>
         <w:docPartObj>
           <w:docPartGallery w:val="Table of Contents"/>
@@ -982,15 +990,10 @@
       </w:sdtPr>
       <w:sdtEndPr>
         <w:rPr>
-          <w:rFonts w:ascii="Times New Roman" w:eastAsiaTheme="minorHAnsi" w:hAnsi="Times New Roman" w:cs="Times New Roman"/>
+          <w:rFonts w:ascii="Times New Roman" w:hAnsi="Times New Roman" w:cs="Times New Roman"/>
           <w:b/>
           <w:bCs/>
           <w:noProof/>
-          <w:color w:val="auto"/>
-          <w:kern w:val="2"/>
-          <w:sz w:val="24"/>
-          <w:szCs w:val="24"/>
-          <w14:ligatures w14:val="standardContextual"/>
         </w:rPr>
       </w:sdtEndPr>
       <w:sdtContent>
@@ -2515,15 +2518,7 @@
                 <w:rFonts w:ascii="Times New Roman" w:hAnsi="Times New Roman" w:cs="Times New Roman"/>
                 <w:noProof/>
               </w:rPr>
-              <w:t xml:space="preserve">AP03 - </w:t>
-            </w:r>
-            <w:r>
-              <w:rPr>
-                <w:rStyle w:val="Hyperlink"/>
-                <w:rFonts w:ascii="Times New Roman" w:hAnsi="Times New Roman" w:cs="Times New Roman"/>
-                <w:noProof/>
-              </w:rPr>
-              <w:t>Microsoft Excel và Google Sheets</w:t>
+              <w:t>AP03 - Microsoft Excel và Google Sheets</w:t>
             </w:r>
             <w:r>
               <w:rPr>
@@ -2631,49 +2626,7 @@
                 <w:rFonts w:ascii="Times New Roman" w:hAnsi="Times New Roman" w:cs="Times New Roman"/>
                 <w:noProof/>
               </w:rPr>
-              <w:t>ổng</w:t>
-            </w:r>
-            <w:r>
-              <w:rPr>
-                <w:rFonts w:ascii="Times New Roman" w:hAnsi="Times New Roman" w:cs="Times New Roman"/>
-                <w:noProof/>
-              </w:rPr>
-              <w:t xml:space="preserve"> h</w:t>
-            </w:r>
-            <w:r>
-              <w:rPr>
-                <w:rFonts w:ascii="Times New Roman" w:hAnsi="Times New Roman" w:cs="Times New Roman"/>
-                <w:noProof/>
-              </w:rPr>
-              <w:t>ợp</w:t>
-            </w:r>
-            <w:r>
-              <w:rPr>
-                <w:rFonts w:ascii="Times New Roman" w:hAnsi="Times New Roman" w:cs="Times New Roman"/>
-                <w:noProof/>
-              </w:rPr>
-              <w:t xml:space="preserve"> </w:t>
-            </w:r>
-            <w:r>
-              <w:rPr>
-                <w:rFonts w:ascii="Times New Roman" w:hAnsi="Times New Roman" w:cs="Times New Roman"/>
-                <w:noProof/>
-              </w:rPr>
-              <w:t>đ</w:t>
-            </w:r>
-            <w:r>
-              <w:rPr>
-                <w:rFonts w:ascii="Times New Roman" w:hAnsi="Times New Roman" w:cs="Times New Roman"/>
-                <w:noProof/>
-              </w:rPr>
-              <w:t>i</w:t>
-            </w:r>
-            <w:r>
-              <w:rPr>
-                <w:rFonts w:ascii="Times New Roman" w:hAnsi="Times New Roman" w:cs="Times New Roman"/>
-                <w:noProof/>
-              </w:rPr>
-              <w:t>ểm</w:t>
+              <w:t>ổng hợp điểm</w:t>
             </w:r>
             <w:r>
               <w:rPr>
@@ -3904,13 +3857,7 @@
               <w:rPr>
                 <w:rFonts w:ascii="Times New Roman" w:hAnsi="Times New Roman" w:cs="Times New Roman"/>
               </w:rPr>
-              <w:t>ống</w:t>
-            </w:r>
-            <w:r>
-              <w:rPr>
-                <w:rFonts w:ascii="Times New Roman" w:hAnsi="Times New Roman" w:cs="Times New Roman"/>
-              </w:rPr>
-              <w:t xml:space="preserve"> </w:t>
+              <w:t xml:space="preserve">ống </w:t>
             </w:r>
             <w:r>
               <w:rPr>
@@ -3918,15 +3865,7 @@
                 <w:rFonts w:ascii="Times New Roman" w:hAnsi="Times New Roman" w:cs="Times New Roman"/>
                 <w:noProof/>
               </w:rPr>
-              <w:t>k</w:t>
-            </w:r>
-            <w:r>
-              <w:rPr>
-                <w:rStyle w:val="Hyperlink"/>
-                <w:rFonts w:ascii="Times New Roman" w:hAnsi="Times New Roman" w:cs="Times New Roman"/>
-                <w:noProof/>
-              </w:rPr>
-              <w:t>ê</w:t>
+              <w:t>kê</w:t>
             </w:r>
             <w:r>
               <w:rPr>
@@ -5228,15 +5167,7 @@
                 <w:rFonts w:ascii="Times New Roman" w:hAnsi="Times New Roman" w:cs="Times New Roman"/>
                 <w:noProof/>
               </w:rPr>
-              <w:t xml:space="preserve">AP04 - </w:t>
-            </w:r>
-            <w:r>
-              <w:rPr>
-                <w:rStyle w:val="Hyperlink"/>
-                <w:rFonts w:ascii="Times New Roman" w:hAnsi="Times New Roman" w:cs="Times New Roman"/>
-                <w:noProof/>
-              </w:rPr>
-              <w:t>Microsoft Powerpoint</w:t>
+              <w:t>AP04 - Microsoft Powerpoint</w:t>
             </w:r>
             <w:r>
               <w:rPr>
@@ -6279,17 +6210,7 @@
           <w:sz w:val="24"/>
           <w:szCs w:val="24"/>
         </w:rPr>
-        <w:t xml:space="preserve">File </w:t>
-      </w:r>
-      <w:r>
-        <w:rPr>
-          <w:rFonts w:eastAsiaTheme="minorHAnsi" w:cs="Times New Roman"/>
-          <w:b w:val="0"/>
-          <w:i w:val="0"/>
-          <w:sz w:val="24"/>
-          <w:szCs w:val="24"/>
-        </w:rPr>
-        <w:t>Lab2_Ex1.2_Template.docx</w:t>
+        <w:t>File Lab2_Ex1.2_Template.docx</w:t>
       </w:r>
       <w:r>
         <w:rPr>
@@ -6375,73 +6296,7 @@
         <w:rPr>
           <w:rFonts w:ascii="Times New Roman" w:hAnsi="Times New Roman" w:cs="Times New Roman"/>
         </w:rPr>
-        <w:t xml:space="preserve">File </w:t>
-      </w:r>
-      <w:r>
-        <w:rPr>
-          <w:rFonts w:ascii="Times New Roman" w:hAnsi="Times New Roman" w:cs="Times New Roman"/>
-        </w:rPr>
-        <w:t>Lab2_ Ex1_</w:t>
-      </w:r>
-      <w:r>
-        <w:rPr>
-          <w:rFonts w:ascii="Times New Roman" w:hAnsi="Times New Roman" w:cs="Times New Roman"/>
-        </w:rPr>
-        <w:t>Nguy</w:t>
-      </w:r>
-      <w:r>
-        <w:rPr>
-          <w:rFonts w:ascii="Times New Roman" w:hAnsi="Times New Roman" w:cs="Times New Roman"/>
-        </w:rPr>
-        <w:t>ễn</w:t>
-      </w:r>
-      <w:r>
-        <w:rPr>
-          <w:rFonts w:ascii="Times New Roman" w:hAnsi="Times New Roman" w:cs="Times New Roman"/>
-        </w:rPr>
-        <w:t xml:space="preserve"> Th</w:t>
-      </w:r>
-      <w:r>
-        <w:rPr>
-          <w:rFonts w:ascii="Times New Roman" w:hAnsi="Times New Roman" w:cs="Times New Roman"/>
-        </w:rPr>
-        <w:t>ị</w:t>
-      </w:r>
-      <w:r>
-        <w:rPr>
-          <w:rFonts w:ascii="Times New Roman" w:hAnsi="Times New Roman" w:cs="Times New Roman"/>
-        </w:rPr>
-        <w:t xml:space="preserve"> Ng</w:t>
-      </w:r>
-      <w:r>
-        <w:rPr>
-          <w:rFonts w:ascii="Times New Roman" w:hAnsi="Times New Roman" w:cs="Times New Roman"/>
-        </w:rPr>
-        <w:t>ọc</w:t>
-      </w:r>
-      <w:r>
-        <w:rPr>
-          <w:rFonts w:ascii="Times New Roman" w:hAnsi="Times New Roman" w:cs="Times New Roman"/>
-        </w:rPr>
-        <w:t xml:space="preserve"> H</w:t>
-      </w:r>
-      <w:r>
-        <w:rPr>
-          <w:rFonts w:ascii="Times New Roman" w:hAnsi="Times New Roman" w:cs="Times New Roman"/>
-        </w:rPr>
-        <w:t>â</w:t>
-      </w:r>
-      <w:r>
-        <w:rPr>
-          <w:rFonts w:ascii="Times New Roman" w:hAnsi="Times New Roman" w:cs="Times New Roman"/>
-        </w:rPr>
-        <w:t>n</w:t>
-      </w:r>
-      <w:r>
-        <w:rPr>
-          <w:rFonts w:ascii="Times New Roman" w:hAnsi="Times New Roman" w:cs="Times New Roman"/>
-        </w:rPr>
-        <w:t>.docx.</w:t>
+        <w:t>File Lab2_ Ex1_Nguyễn Thị Ngọc Hân.docx.</w:t>
       </w:r>
     </w:p>
     <w:p>
@@ -6637,7 +6492,7 @@
           <w:noProof/>
         </w:rPr>
         <w:drawing>
-          <wp:anchor distT="0" distB="0" distL="114300" distR="114300" simplePos="0" relativeHeight="251702272" behindDoc="0" locked="0" layoutInCell="1" allowOverlap="1" wp14:anchorId="5BDFFBAB" wp14:editId="00501EBE">
+          <wp:anchor distT="0" distB="0" distL="114300" distR="114300" simplePos="0" relativeHeight="251702272" behindDoc="0" locked="0" layoutInCell="1" allowOverlap="1" wp14:anchorId="5BDFFBAB" wp14:editId="14034FD5">
             <wp:simplePos x="0" y="0"/>
             <wp:positionH relativeFrom="column">
               <wp:posOffset>-65405</wp:posOffset>
@@ -6691,7 +6546,7 @@
           <w:noProof/>
         </w:rPr>
         <w:drawing>
-          <wp:anchor distT="0" distB="0" distL="114300" distR="114300" simplePos="0" relativeHeight="251699200" behindDoc="0" locked="0" layoutInCell="1" allowOverlap="1" wp14:anchorId="2678A865" wp14:editId="1A8F2376">
+          <wp:anchor distT="0" distB="0" distL="114300" distR="114300" simplePos="0" relativeHeight="251699200" behindDoc="0" locked="0" layoutInCell="1" allowOverlap="1" wp14:anchorId="2678A865" wp14:editId="28C7CCAA">
             <wp:simplePos x="0" y="0"/>
             <wp:positionH relativeFrom="column">
               <wp:posOffset>-64770</wp:posOffset>
@@ -7676,117 +7531,7 @@
           <w:sz w:val="24"/>
           <w:szCs w:val="24"/>
         </w:rPr>
-        <w:t>Lab2_Ex2</w:t>
-      </w:r>
-      <w:r>
-        <w:rPr>
-          <w:b w:val="0"/>
-          <w:bCs/>
-          <w:i w:val="0"/>
-          <w:iCs/>
-          <w:sz w:val="24"/>
-          <w:szCs w:val="24"/>
-        </w:rPr>
-        <w:t>_Nguy</w:t>
-      </w:r>
-      <w:r>
-        <w:rPr>
-          <w:b w:val="0"/>
-          <w:bCs/>
-          <w:i w:val="0"/>
-          <w:iCs/>
-          <w:sz w:val="24"/>
-          <w:szCs w:val="24"/>
-        </w:rPr>
-        <w:t>ễn</w:t>
-      </w:r>
-      <w:r>
-        <w:rPr>
-          <w:b w:val="0"/>
-          <w:bCs/>
-          <w:i w:val="0"/>
-          <w:iCs/>
-          <w:sz w:val="24"/>
-          <w:szCs w:val="24"/>
-        </w:rPr>
-        <w:t xml:space="preserve"> Th</w:t>
-      </w:r>
-      <w:r>
-        <w:rPr>
-          <w:b w:val="0"/>
-          <w:bCs/>
-          <w:i w:val="0"/>
-          <w:iCs/>
-          <w:sz w:val="24"/>
-          <w:szCs w:val="24"/>
-        </w:rPr>
-        <w:t>ị</w:t>
-      </w:r>
-      <w:r>
-        <w:rPr>
-          <w:b w:val="0"/>
-          <w:bCs/>
-          <w:i w:val="0"/>
-          <w:iCs/>
-          <w:sz w:val="24"/>
-          <w:szCs w:val="24"/>
-        </w:rPr>
-        <w:t xml:space="preserve"> Ng</w:t>
-      </w:r>
-      <w:r>
-        <w:rPr>
-          <w:b w:val="0"/>
-          <w:bCs/>
-          <w:i w:val="0"/>
-          <w:iCs/>
-          <w:sz w:val="24"/>
-          <w:szCs w:val="24"/>
-        </w:rPr>
-        <w:t>ọc</w:t>
-      </w:r>
-      <w:r>
-        <w:rPr>
-          <w:b w:val="0"/>
-          <w:bCs/>
-          <w:i w:val="0"/>
-          <w:iCs/>
-          <w:sz w:val="24"/>
-          <w:szCs w:val="24"/>
-        </w:rPr>
-        <w:t xml:space="preserve"> H</w:t>
-      </w:r>
-      <w:r>
-        <w:rPr>
-          <w:b w:val="0"/>
-          <w:bCs/>
-          <w:i w:val="0"/>
-          <w:iCs/>
-          <w:sz w:val="24"/>
-          <w:szCs w:val="24"/>
-        </w:rPr>
-        <w:t>â</w:t>
-      </w:r>
-      <w:r>
-        <w:rPr>
-          <w:b w:val="0"/>
-          <w:bCs/>
-          <w:i w:val="0"/>
-          <w:iCs/>
-          <w:sz w:val="24"/>
-          <w:szCs w:val="24"/>
-        </w:rPr>
-        <w:t>n</w:t>
-      </w:r>
-      <w:r>
-        <w:rPr>
-          <w:b w:val="0"/>
-          <w:bCs/>
-          <w:i w:val="0"/>
-          <w:iCs/>
-          <w:sz w:val="24"/>
-          <w:szCs w:val="24"/>
-        </w:rPr>
-        <w:t>.docx.</w:t>
+        <w:t>Lab2_Ex2_Nguyễn Thị Ngọc Hân.docx.</w:t>
       </w:r>
       <w:bookmarkEnd w:id="15"/>
       <w:r>
@@ -8276,6 +8021,7 @@
       <w:r>
         <w:t>Tạo và định dạng văn bản có dạng dưới đây</w:t>
       </w:r>
+      <w:bookmarkStart w:id="19" w:name="_Toc241479183"/>
       <w:bookmarkEnd w:id="18"/>
     </w:p>
     <w:p>
@@ -8291,147 +8037,19 @@
           <w:szCs w:val="24"/>
         </w:rPr>
       </w:pPr>
-      <w:r>
-        <w:rPr>
-          <w:rFonts w:asciiTheme="minorHAnsi" w:eastAsiaTheme="minorHAnsi" w:hAnsiTheme="minorHAnsi" w:cstheme="minorBidi"/>
-          <w:b w:val="0"/>
-          <w:i w:val="0"/>
-          <w:sz w:val="24"/>
-          <w:szCs w:val="24"/>
-        </w:rPr>
-        <w:t xml:space="preserve"> </w:t>
-      </w:r>
-      <w:bookmarkStart w:id="19" w:name="_Toc241479183"/>
-      <w:r>
-        <w:rPr>
-          <w:rFonts w:eastAsiaTheme="minorHAnsi" w:cs="Times New Roman"/>
-          <w:b w:val="0"/>
-          <w:i w:val="0"/>
-          <w:sz w:val="24"/>
-          <w:szCs w:val="24"/>
-        </w:rPr>
-        <w:t>F</w:t>
-      </w:r>
-      <w:r>
-        <w:rPr>
-          <w:rFonts w:eastAsiaTheme="minorHAnsi" w:cs="Times New Roman"/>
-          <w:b w:val="0"/>
-          <w:i w:val="0"/>
-          <w:sz w:val="24"/>
-          <w:szCs w:val="24"/>
-        </w:rPr>
-        <w:t xml:space="preserve">ile </w:t>
-      </w:r>
-      <w:r>
-        <w:rPr>
-          <w:rFonts w:eastAsiaTheme="minorHAnsi" w:cs="Times New Roman"/>
-          <w:b w:val="0"/>
-          <w:i w:val="0"/>
-          <w:sz w:val="24"/>
-          <w:szCs w:val="24"/>
-        </w:rPr>
-        <w:t>Lab2_Ex3_</w:t>
-      </w:r>
-      <w:r>
-        <w:rPr>
-          <w:rFonts w:eastAsiaTheme="minorHAnsi" w:cs="Times New Roman"/>
-          <w:b w:val="0"/>
-          <w:i w:val="0"/>
-          <w:sz w:val="24"/>
-          <w:szCs w:val="24"/>
-        </w:rPr>
-        <w:t>Nguy</w:t>
-      </w:r>
-      <w:r>
-        <w:rPr>
-          <w:rFonts w:cs="Times New Roman"/>
-          <w:b w:val="0"/>
-          <w:i w:val="0"/>
-          <w:sz w:val="24"/>
-          <w:szCs w:val="24"/>
-        </w:rPr>
-        <w:t>ễn</w:t>
-      </w:r>
-      <w:r>
-        <w:rPr>
-          <w:rFonts w:cs="Times New Roman"/>
-          <w:b w:val="0"/>
-          <w:i w:val="0"/>
-          <w:sz w:val="24"/>
-          <w:szCs w:val="24"/>
-        </w:rPr>
-        <w:t xml:space="preserve"> Th</w:t>
-      </w:r>
-      <w:r>
-        <w:rPr>
-          <w:rFonts w:cs="Times New Roman"/>
-          <w:b w:val="0"/>
-          <w:i w:val="0"/>
-          <w:sz w:val="24"/>
-          <w:szCs w:val="24"/>
-        </w:rPr>
-        <w:t>ị</w:t>
-      </w:r>
-      <w:r>
-        <w:rPr>
-          <w:rFonts w:cs="Times New Roman"/>
-          <w:b w:val="0"/>
-          <w:i w:val="0"/>
-          <w:sz w:val="24"/>
-          <w:szCs w:val="24"/>
-        </w:rPr>
-        <w:t xml:space="preserve"> Ng</w:t>
-      </w:r>
-      <w:r>
-        <w:rPr>
-          <w:rFonts w:cs="Times New Roman"/>
-          <w:b w:val="0"/>
-          <w:i w:val="0"/>
-          <w:sz w:val="24"/>
-          <w:szCs w:val="24"/>
-        </w:rPr>
-        <w:t>ọc</w:t>
-      </w:r>
-      <w:r>
-        <w:rPr>
-          <w:rFonts w:cs="Times New Roman"/>
-          <w:b w:val="0"/>
-          <w:i w:val="0"/>
-          <w:sz w:val="24"/>
-          <w:szCs w:val="24"/>
-        </w:rPr>
-        <w:t xml:space="preserve"> H</w:t>
-      </w:r>
-      <w:r>
-        <w:rPr>
-          <w:rFonts w:cs="Times New Roman"/>
-          <w:b w:val="0"/>
-          <w:i w:val="0"/>
-          <w:sz w:val="24"/>
-          <w:szCs w:val="24"/>
-        </w:rPr>
-        <w:t>â</w:t>
-      </w:r>
-      <w:r>
-        <w:rPr>
-          <w:rFonts w:cs="Times New Roman"/>
-          <w:b w:val="0"/>
-          <w:i w:val="0"/>
-          <w:sz w:val="24"/>
-          <w:szCs w:val="24"/>
-        </w:rPr>
-        <w:t>n</w:t>
-      </w:r>
-      <w:r>
-        <w:rPr>
-          <w:rFonts w:eastAsiaTheme="minorHAnsi" w:cs="Times New Roman"/>
-          <w:b w:val="0"/>
-          <w:i w:val="0"/>
-          <w:sz w:val="24"/>
-          <w:szCs w:val="24"/>
-        </w:rPr>
-        <w:t>.gdoc.</w:t>
-      </w:r>
+      <w:hyperlink r:id="rId36" w:history="1">
+        <w:r>
+          <w:rPr>
+            <w:rStyle w:val="Hyperlink"/>
+            <w:rFonts w:eastAsiaTheme="minorHAnsi" w:cs="Times New Roman"/>
+            <w:b w:val="0"/>
+            <w:i w:val="0"/>
+            <w:sz w:val="24"/>
+            <w:szCs w:val="24"/>
+          </w:rPr>
+          <w:t>Lab2_Ex3_Nguyễn Thị Ngọc Hân.gdoc - Google Tài liệu</w:t>
+        </w:r>
+      </w:hyperlink>
       <w:r>
         <w:rPr>
           <w:rFonts w:eastAsiaTheme="minorHAnsi" w:cs="Times New Roman"/>
@@ -8473,7 +8091,7 @@
                     <pic:cNvPicPr/>
                   </pic:nvPicPr>
                   <pic:blipFill>
-                    <a:blip r:embed="rId36">
+                    <a:blip r:embed="rId37">
                       <a:extLst>
                         <a:ext uri="{28A0092B-C50C-407E-A947-70E740481C1C}">
                           <a14:useLocalDpi xmlns:a14="http://schemas.microsoft.com/office/drawing/2010/main" val="0"/>
@@ -8546,7 +8164,7 @@
                     <pic:cNvPicPr/>
                   </pic:nvPicPr>
                   <pic:blipFill>
-                    <a:blip r:embed="rId37">
+                    <a:blip r:embed="rId38">
                       <a:extLst>
                         <a:ext uri="{28A0092B-C50C-407E-A947-70E740481C1C}">
                           <a14:useLocalDpi xmlns:a14="http://schemas.microsoft.com/office/drawing/2010/main" val="0"/>
@@ -8606,7 +8224,7 @@
                     <pic:cNvPicPr/>
                   </pic:nvPicPr>
                   <pic:blipFill>
-                    <a:blip r:embed="rId38" cstate="print">
+                    <a:blip r:embed="rId39" cstate="print">
                       <a:extLst>
                         <a:ext uri="{28A0092B-C50C-407E-A947-70E740481C1C}">
                           <a14:useLocalDpi xmlns:a14="http://schemas.microsoft.com/office/drawing/2010/main" val="0"/>
@@ -8666,7 +8284,7 @@
                     <pic:cNvPicPr/>
                   </pic:nvPicPr>
                   <pic:blipFill>
-                    <a:blip r:embed="rId39">
+                    <a:blip r:embed="rId40">
                       <a:extLst>
                         <a:ext uri="{28A0092B-C50C-407E-A947-70E740481C1C}">
                           <a14:useLocalDpi xmlns:a14="http://schemas.microsoft.com/office/drawing/2010/main" val="0"/>
@@ -8739,28 +8357,7 @@
       </w:r>
       <w:bookmarkEnd w:id="22"/>
       <w:r>
-        <w:t xml:space="preserve"> T</w:t>
-      </w:r>
-      <w:r>
-        <w:t>ổng</w:t>
-      </w:r>
-      <w:r>
-        <w:t xml:space="preserve"> h</w:t>
-      </w:r>
-      <w:r>
-        <w:t>ợp</w:t>
-      </w:r>
-      <w:r>
-        <w:t xml:space="preserve"> </w:t>
-      </w:r>
-      <w:r>
-        <w:t>đ</w:t>
-      </w:r>
-      <w:r>
-        <w:t>i</w:t>
-      </w:r>
-      <w:r>
-        <w:t>ểm</w:t>
+        <w:t xml:space="preserve"> Tổng hợp điểm</w:t>
       </w:r>
     </w:p>
     <w:p>
@@ -8828,7 +8425,7 @@
                     <pic:cNvPicPr/>
                   </pic:nvPicPr>
                   <pic:blipFill>
-                    <a:blip r:embed="rId40">
+                    <a:blip r:embed="rId41">
                       <a:extLst>
                         <a:ext uri="{28A0092B-C50C-407E-A947-70E740481C1C}">
                           <a14:useLocalDpi xmlns:a14="http://schemas.microsoft.com/office/drawing/2010/main" val="0"/>
@@ -8907,7 +8504,7 @@
                     <pic:cNvPicPr/>
                   </pic:nvPicPr>
                   <pic:blipFill>
-                    <a:blip r:embed="rId41">
+                    <a:blip r:embed="rId42">
                       <a:extLst>
                         <a:ext uri="{28A0092B-C50C-407E-A947-70E740481C1C}">
                           <a14:useLocalDpi xmlns:a14="http://schemas.microsoft.com/office/drawing/2010/main" val="0"/>
@@ -8986,7 +8583,7 @@
                     <pic:cNvPicPr/>
                   </pic:nvPicPr>
                   <pic:blipFill>
-                    <a:blip r:embed="rId42">
+                    <a:blip r:embed="rId43">
                       <a:extLst>
                         <a:ext uri="{28A0092B-C50C-407E-A947-70E740481C1C}">
                           <a14:useLocalDpi xmlns:a14="http://schemas.microsoft.com/office/drawing/2010/main" val="0"/>
@@ -9059,7 +8656,7 @@
                     <pic:cNvPicPr/>
                   </pic:nvPicPr>
                   <pic:blipFill>
-                    <a:blip r:embed="rId43">
+                    <a:blip r:embed="rId44">
                       <a:extLst>
                         <a:ext uri="{28A0092B-C50C-407E-A947-70E740481C1C}">
                           <a14:useLocalDpi xmlns:a14="http://schemas.microsoft.com/office/drawing/2010/main" val="0"/>
@@ -9132,7 +8729,7 @@
                     <pic:cNvPicPr/>
                   </pic:nvPicPr>
                   <pic:blipFill>
-                    <a:blip r:embed="rId44">
+                    <a:blip r:embed="rId45">
                       <a:extLst>
                         <a:ext uri="{28A0092B-C50C-407E-A947-70E740481C1C}">
                           <a14:useLocalDpi xmlns:a14="http://schemas.microsoft.com/office/drawing/2010/main" val="0"/>
@@ -9208,7 +8805,7 @@
                     <pic:cNvPicPr/>
                   </pic:nvPicPr>
                   <pic:blipFill>
-                    <a:blip r:embed="rId45">
+                    <a:blip r:embed="rId46">
                       <a:extLst>
                         <a:ext uri="{28A0092B-C50C-407E-A947-70E740481C1C}">
                           <a14:useLocalDpi xmlns:a14="http://schemas.microsoft.com/office/drawing/2010/main" val="0"/>
@@ -9282,7 +8879,7 @@
                     <pic:cNvPicPr/>
                   </pic:nvPicPr>
                   <pic:blipFill>
-                    <a:blip r:embed="rId46">
+                    <a:blip r:embed="rId47">
                       <a:extLst>
                         <a:ext uri="{28A0092B-C50C-407E-A947-70E740481C1C}">
                           <a14:useLocalDpi xmlns:a14="http://schemas.microsoft.com/office/drawing/2010/main" val="0"/>
@@ -9355,7 +8952,7 @@
                     <pic:cNvPicPr/>
                   </pic:nvPicPr>
                   <pic:blipFill>
-                    <a:blip r:embed="rId47">
+                    <a:blip r:embed="rId48">
                       <a:extLst>
                         <a:ext uri="{28A0092B-C50C-407E-A947-70E740481C1C}">
                           <a14:useLocalDpi xmlns:a14="http://schemas.microsoft.com/office/drawing/2010/main" val="0"/>
@@ -9466,7 +9063,7 @@
                     <pic:cNvPicPr/>
                   </pic:nvPicPr>
                   <pic:blipFill rotWithShape="1">
-                    <a:blip r:embed="rId48">
+                    <a:blip r:embed="rId49">
                       <a:extLst>
                         <a:ext uri="{28A0092B-C50C-407E-A947-70E740481C1C}">
                           <a14:useLocalDpi xmlns:a14="http://schemas.microsoft.com/office/drawing/2010/main" val="0"/>
@@ -9535,7 +9132,7 @@
                     <pic:cNvPicPr/>
                   </pic:nvPicPr>
                   <pic:blipFill>
-                    <a:blip r:embed="rId49" cstate="print">
+                    <a:blip r:embed="rId50" cstate="print">
                       <a:extLst>
                         <a:ext uri="{28A0092B-C50C-407E-A947-70E740481C1C}">
                           <a14:useLocalDpi xmlns:a14="http://schemas.microsoft.com/office/drawing/2010/main" val="0"/>
@@ -9569,8 +9166,6 @@
       </w:r>
       <w:r>
         <w:tab/>
-      </w:r>
-      <w:r>
         <w:t xml:space="preserve">Sheet </w:t>
       </w:r>
       <w:r>
@@ -9596,6 +9191,9 @@
       </w:pPr>
       <w:bookmarkStart w:id="33" w:name="_Toc241479197"/>
       <w:r>
+        <w:rPr>
+          <w:noProof/>
+        </w:rPr>
         <w:lastRenderedPageBreak/>
         <w:drawing>
           <wp:anchor distT="0" distB="0" distL="114300" distR="114300" simplePos="0" relativeHeight="251711488" behindDoc="0" locked="0" layoutInCell="1" allowOverlap="1" wp14:anchorId="45013887" wp14:editId="7B89DD18">
@@ -9621,7 +9219,7 @@
                     <pic:cNvPicPr/>
                   </pic:nvPicPr>
                   <pic:blipFill>
-                    <a:blip r:embed="rId50">
+                    <a:blip r:embed="rId51">
                       <a:extLst>
                         <a:ext uri="{28A0092B-C50C-407E-A947-70E740481C1C}">
                           <a14:useLocalDpi xmlns:a14="http://schemas.microsoft.com/office/drawing/2010/main" val="0"/>
@@ -9698,7 +9296,7 @@
                     <pic:cNvPicPr/>
                   </pic:nvPicPr>
                   <pic:blipFill>
-                    <a:blip r:embed="rId51">
+                    <a:blip r:embed="rId52">
                       <a:extLst>
                         <a:ext uri="{28A0092B-C50C-407E-A947-70E740481C1C}">
                           <a14:useLocalDpi xmlns:a14="http://schemas.microsoft.com/office/drawing/2010/main" val="0"/>
@@ -9749,7 +9347,7 @@
           <w:noProof/>
         </w:rPr>
         <w:drawing>
-          <wp:anchor distT="0" distB="0" distL="114300" distR="114300" simplePos="0" relativeHeight="251713536" behindDoc="0" locked="0" layoutInCell="1" allowOverlap="1" wp14:anchorId="24059F13" wp14:editId="2ADA7E3D">
+          <wp:anchor distT="0" distB="0" distL="114300" distR="114300" simplePos="0" relativeHeight="251713536" behindDoc="0" locked="0" layoutInCell="1" allowOverlap="1" wp14:anchorId="24059F13" wp14:editId="743823F1">
             <wp:simplePos x="0" y="0"/>
             <wp:positionH relativeFrom="column">
               <wp:posOffset>0</wp:posOffset>
@@ -9772,7 +9370,7 @@
                     <pic:cNvPicPr/>
                   </pic:nvPicPr>
                   <pic:blipFill>
-                    <a:blip r:embed="rId52" cstate="print">
+                    <a:blip r:embed="rId53" cstate="print">
                       <a:extLst>
                         <a:ext uri="{28A0092B-C50C-407E-A947-70E740481C1C}">
                           <a14:useLocalDpi xmlns:a14="http://schemas.microsoft.com/office/drawing/2010/main" val="0"/>
@@ -9845,7 +9443,7 @@
                     <pic:cNvPicPr/>
                   </pic:nvPicPr>
                   <pic:blipFill>
-                    <a:blip r:embed="rId53">
+                    <a:blip r:embed="rId54">
                       <a:extLst>
                         <a:ext uri="{28A0092B-C50C-407E-A947-70E740481C1C}">
                           <a14:useLocalDpi xmlns:a14="http://schemas.microsoft.com/office/drawing/2010/main" val="0"/>
@@ -9878,17 +9476,12 @@
       </w:pPr>
       <w:bookmarkStart w:id="37" w:name="_Toc241479201"/>
       <w:r>
-        <w:t xml:space="preserve">Số SV nghỉ TH &gt; </w:t>
-      </w:r>
-      <w:proofErr w:type="gramStart"/>
-      <w:r>
-        <w:t>2 </w:t>
+        <w:t>Số SV nghỉ TH &gt; 2 </w:t>
       </w:r>
       <w:r>
         <w:t>:</w:t>
       </w:r>
       <w:bookmarkEnd w:id="37"/>
-      <w:proofErr w:type="gramEnd"/>
     </w:p>
     <w:p>
       <w:r>
@@ -9911,7 +9504,7 @@
                     <pic:cNvPicPr/>
                   </pic:nvPicPr>
                   <pic:blipFill>
-                    <a:blip r:embed="rId54">
+                    <a:blip r:embed="rId55">
                       <a:extLst>
                         <a:ext uri="{28A0092B-C50C-407E-A947-70E740481C1C}">
                           <a14:useLocalDpi xmlns:a14="http://schemas.microsoft.com/office/drawing/2010/main" val="0"/>
@@ -9969,7 +9562,7 @@
                     <pic:cNvPicPr/>
                   </pic:nvPicPr>
                   <pic:blipFill>
-                    <a:blip r:embed="rId55">
+                    <a:blip r:embed="rId56">
                       <a:extLst>
                         <a:ext uri="{28A0092B-C50C-407E-A947-70E740481C1C}">
                           <a14:useLocalDpi xmlns:a14="http://schemas.microsoft.com/office/drawing/2010/main" val="0"/>
@@ -10031,7 +9624,7 @@
                     <pic:cNvPicPr/>
                   </pic:nvPicPr>
                   <pic:blipFill>
-                    <a:blip r:embed="rId56">
+                    <a:blip r:embed="rId57">
                       <a:extLst>
                         <a:ext uri="{28A0092B-C50C-407E-A947-70E740481C1C}">
                           <a14:useLocalDpi xmlns:a14="http://schemas.microsoft.com/office/drawing/2010/main" val="0"/>
@@ -10104,6 +9697,9 @@
       </w:pPr>
       <w:bookmarkStart w:id="40" w:name="_Toc241479204"/>
       <w:r>
+        <w:rPr>
+          <w:noProof/>
+        </w:rPr>
         <w:drawing>
           <wp:anchor distT="0" distB="0" distL="114300" distR="114300" simplePos="0" relativeHeight="251738112" behindDoc="0" locked="0" layoutInCell="1" allowOverlap="1" wp14:anchorId="555A909D" wp14:editId="068EAEF4">
             <wp:simplePos x="0" y="0"/>
@@ -10128,7 +9724,7 @@
                     <pic:cNvPicPr/>
                   </pic:nvPicPr>
                   <pic:blipFill>
-                    <a:blip r:embed="rId57">
+                    <a:blip r:embed="rId58">
                       <a:extLst>
                         <a:ext uri="{28A0092B-C50C-407E-A947-70E740481C1C}">
                           <a14:useLocalDpi xmlns:a14="http://schemas.microsoft.com/office/drawing/2010/main" val="0"/>
@@ -10179,7 +9775,7 @@
           <w:noProof/>
         </w:rPr>
         <w:drawing>
-          <wp:inline distT="0" distB="0" distL="0" distR="0" wp14:anchorId="78A958F9" wp14:editId="3D6AF845">
+          <wp:inline distT="0" distB="0" distL="0" distR="0" wp14:anchorId="78A958F9" wp14:editId="74F849E7">
             <wp:extent cx="5943600" cy="2757805"/>
             <wp:effectExtent l="0" t="0" r="0" b="4445"/>
             <wp:docPr id="46805526" name="Picture 73"/>
@@ -10194,7 +9790,7 @@
                     <pic:cNvPicPr/>
                   </pic:nvPicPr>
                   <pic:blipFill>
-                    <a:blip r:embed="rId58" cstate="print">
+                    <a:blip r:embed="rId59" cstate="print">
                       <a:extLst>
                         <a:ext uri="{28A0092B-C50C-407E-A947-70E740481C1C}">
                           <a14:useLocalDpi xmlns:a14="http://schemas.microsoft.com/office/drawing/2010/main" val="0"/>
@@ -10236,7 +9832,7 @@
           <w:noProof/>
         </w:rPr>
         <w:drawing>
-          <wp:anchor distT="0" distB="0" distL="114300" distR="114300" simplePos="0" relativeHeight="251715584" behindDoc="0" locked="0" layoutInCell="1" allowOverlap="1" wp14:anchorId="50AD9B51" wp14:editId="305EBC4F">
+          <wp:anchor distT="0" distB="0" distL="114300" distR="114300" simplePos="0" relativeHeight="251715584" behindDoc="0" locked="0" layoutInCell="1" allowOverlap="1" wp14:anchorId="50AD9B51" wp14:editId="4BAADD4A">
             <wp:simplePos x="0" y="0"/>
             <wp:positionH relativeFrom="column">
               <wp:posOffset>0</wp:posOffset>
@@ -10259,7 +9855,7 @@
                     <pic:cNvPicPr/>
                   </pic:nvPicPr>
                   <pic:blipFill>
-                    <a:blip r:embed="rId59" cstate="print">
+                    <a:blip r:embed="rId60" cstate="print">
                       <a:extLst>
                         <a:ext uri="{28A0092B-C50C-407E-A947-70E740481C1C}">
                           <a14:useLocalDpi xmlns:a14="http://schemas.microsoft.com/office/drawing/2010/main" val="0"/>
@@ -10315,84 +9911,15 @@
           <w:rFonts w:ascii="Times New Roman" w:hAnsi="Times New Roman" w:cs="Times New Roman"/>
         </w:rPr>
       </w:pPr>
-      <w:r>
-        <w:rPr>
-          <w:rFonts w:ascii="Times New Roman" w:hAnsi="Times New Roman" w:cs="Times New Roman"/>
-        </w:rPr>
-        <w:t>F</w:t>
-      </w:r>
-      <w:r>
-        <w:rPr>
-          <w:rFonts w:ascii="Times New Roman" w:hAnsi="Times New Roman" w:cs="Times New Roman"/>
-        </w:rPr>
-        <w:t xml:space="preserve">ile </w:t>
-      </w:r>
-      <w:r>
-        <w:rPr>
-          <w:rFonts w:ascii="Times New Roman" w:hAnsi="Times New Roman" w:cs="Times New Roman"/>
-        </w:rPr>
-        <w:t>Lab3_Ex2_</w:t>
-      </w:r>
-      <w:r>
-        <w:rPr>
-          <w:rFonts w:ascii="Times New Roman" w:hAnsi="Times New Roman" w:cs="Times New Roman"/>
-        </w:rPr>
-        <w:t>Ngu</w:t>
-      </w:r>
-      <w:r>
-        <w:rPr>
-          <w:rFonts w:ascii="Times New Roman" w:hAnsi="Times New Roman" w:cs="Times New Roman"/>
-        </w:rPr>
-        <w:t>yễn</w:t>
-      </w:r>
-      <w:r>
-        <w:rPr>
-          <w:rFonts w:ascii="Times New Roman" w:hAnsi="Times New Roman" w:cs="Times New Roman"/>
-        </w:rPr>
-        <w:t xml:space="preserve"> Th</w:t>
-      </w:r>
-      <w:r>
-        <w:rPr>
-          <w:rFonts w:ascii="Times New Roman" w:hAnsi="Times New Roman" w:cs="Times New Roman"/>
-        </w:rPr>
-        <w:t>ị</w:t>
-      </w:r>
-      <w:r>
-        <w:rPr>
-          <w:rFonts w:ascii="Times New Roman" w:hAnsi="Times New Roman" w:cs="Times New Roman"/>
-        </w:rPr>
-        <w:t xml:space="preserve"> Ng</w:t>
-      </w:r>
-      <w:r>
-        <w:rPr>
-          <w:rFonts w:ascii="Times New Roman" w:hAnsi="Times New Roman" w:cs="Times New Roman"/>
-        </w:rPr>
-        <w:t>ọc</w:t>
-      </w:r>
-      <w:r>
-        <w:rPr>
-          <w:rFonts w:ascii="Times New Roman" w:hAnsi="Times New Roman" w:cs="Times New Roman"/>
-        </w:rPr>
-        <w:t xml:space="preserve"> H</w:t>
-      </w:r>
-      <w:r>
-        <w:rPr>
-          <w:rFonts w:ascii="Times New Roman" w:hAnsi="Times New Roman" w:cs="Times New Roman"/>
-        </w:rPr>
-        <w:t>â</w:t>
-      </w:r>
-      <w:r>
-        <w:rPr>
-          <w:rFonts w:ascii="Times New Roman" w:hAnsi="Times New Roman" w:cs="Times New Roman"/>
-        </w:rPr>
-        <w:t>n</w:t>
-      </w:r>
-      <w:r>
-        <w:rPr>
-          <w:rFonts w:ascii="Times New Roman" w:hAnsi="Times New Roman" w:cs="Times New Roman"/>
-        </w:rPr>
-        <w:t>.gsheet.</w:t>
-      </w:r>
+      <w:hyperlink r:id="rId61" w:anchor="gid=0" w:history="1">
+        <w:r>
+          <w:rPr>
+            <w:rStyle w:val="Hyperlink"/>
+            <w:rFonts w:ascii="Times New Roman" w:hAnsi="Times New Roman" w:cs="Times New Roman"/>
+          </w:rPr>
+          <w:t>Lab3_Ex2_Nguyễn Thị Ngọc Hân.gsheet. - Google Trang tính</w:t>
+        </w:r>
+      </w:hyperlink>
     </w:p>
     <w:p>
       <w:pPr>
@@ -10404,7 +9931,7 @@
           <w:noProof/>
         </w:rPr>
         <w:drawing>
-          <wp:anchor distT="0" distB="0" distL="114300" distR="114300" simplePos="0" relativeHeight="251716608" behindDoc="0" locked="0" layoutInCell="1" allowOverlap="1" wp14:anchorId="4AAA15EE" wp14:editId="2FDC4563">
+          <wp:anchor distT="0" distB="0" distL="114300" distR="114300" simplePos="0" relativeHeight="251716608" behindDoc="0" locked="0" layoutInCell="1" allowOverlap="1" wp14:anchorId="4AAA15EE" wp14:editId="65857373">
             <wp:simplePos x="0" y="0"/>
             <wp:positionH relativeFrom="column">
               <wp:posOffset>-55880</wp:posOffset>
@@ -10427,7 +9954,7 @@
                     <pic:cNvPicPr/>
                   </pic:nvPicPr>
                   <pic:blipFill>
-                    <a:blip r:embed="rId60" cstate="print">
+                    <a:blip r:embed="rId62" cstate="print">
                       <a:extLst>
                         <a:ext uri="{28A0092B-C50C-407E-A947-70E740481C1C}">
                           <a14:useLocalDpi xmlns:a14="http://schemas.microsoft.com/office/drawing/2010/main" val="0"/>
@@ -10504,7 +10031,7 @@
                     <pic:cNvPicPr/>
                   </pic:nvPicPr>
                   <pic:blipFill>
-                    <a:blip r:embed="rId61">
+                    <a:blip r:embed="rId63">
                       <a:extLst>
                         <a:ext uri="{28A0092B-C50C-407E-A947-70E740481C1C}">
                           <a14:useLocalDpi xmlns:a14="http://schemas.microsoft.com/office/drawing/2010/main" val="0"/>
@@ -10568,7 +10095,7 @@
                     <pic:cNvPicPr/>
                   </pic:nvPicPr>
                   <pic:blipFill>
-                    <a:blip r:embed="rId62">
+                    <a:blip r:embed="rId64">
                       <a:extLst>
                         <a:ext uri="{28A0092B-C50C-407E-A947-70E740481C1C}">
                           <a14:useLocalDpi xmlns:a14="http://schemas.microsoft.com/office/drawing/2010/main" val="0"/>
@@ -10630,7 +10157,7 @@
                     <pic:cNvPicPr/>
                   </pic:nvPicPr>
                   <pic:blipFill>
-                    <a:blip r:embed="rId63">
+                    <a:blip r:embed="rId65">
                       <a:extLst>
                         <a:ext uri="{28A0092B-C50C-407E-A947-70E740481C1C}">
                           <a14:useLocalDpi xmlns:a14="http://schemas.microsoft.com/office/drawing/2010/main" val="0"/>
@@ -10691,7 +10218,7 @@
                     <pic:cNvPicPr/>
                   </pic:nvPicPr>
                   <pic:blipFill>
-                    <a:blip r:embed="rId64">
+                    <a:blip r:embed="rId66">
                       <a:extLst>
                         <a:ext uri="{28A0092B-C50C-407E-A947-70E740481C1C}">
                           <a14:useLocalDpi xmlns:a14="http://schemas.microsoft.com/office/drawing/2010/main" val="0"/>
@@ -10769,7 +10296,7 @@
           <w:noProof/>
         </w:rPr>
         <w:drawing>
-          <wp:inline distT="0" distB="0" distL="0" distR="0" wp14:anchorId="43E36BD4" wp14:editId="7C42F5CA">
+          <wp:inline distT="0" distB="0" distL="0" distR="0" wp14:anchorId="43E36BD4" wp14:editId="2D77BC74">
             <wp:extent cx="5943600" cy="2879090"/>
             <wp:effectExtent l="0" t="0" r="0" b="0"/>
             <wp:docPr id="717766559" name="Picture 96"/>
@@ -10784,7 +10311,7 @@
                     <pic:cNvPicPr/>
                   </pic:nvPicPr>
                   <pic:blipFill>
-                    <a:blip r:embed="rId65" cstate="print">
+                    <a:blip r:embed="rId67" cstate="print">
                       <a:extLst>
                         <a:ext uri="{28A0092B-C50C-407E-A947-70E740481C1C}">
                           <a14:useLocalDpi xmlns:a14="http://schemas.microsoft.com/office/drawing/2010/main" val="0"/>
@@ -10818,7 +10345,7 @@
           <w:noProof/>
         </w:rPr>
         <w:drawing>
-          <wp:anchor distT="0" distB="0" distL="114300" distR="114300" simplePos="0" relativeHeight="251717632" behindDoc="0" locked="0" layoutInCell="1" allowOverlap="1" wp14:anchorId="18355011" wp14:editId="329AEB55">
+          <wp:anchor distT="0" distB="0" distL="114300" distR="114300" simplePos="0" relativeHeight="251717632" behindDoc="0" locked="0" layoutInCell="1" allowOverlap="1" wp14:anchorId="18355011" wp14:editId="4EE11F39">
             <wp:simplePos x="0" y="0"/>
             <wp:positionH relativeFrom="column">
               <wp:posOffset>0</wp:posOffset>
@@ -10841,7 +10368,7 @@
                     <pic:cNvPicPr/>
                   </pic:nvPicPr>
                   <pic:blipFill>
-                    <a:blip r:embed="rId66" cstate="print">
+                    <a:blip r:embed="rId68" cstate="print">
                       <a:extLst>
                         <a:ext uri="{28A0092B-C50C-407E-A947-70E740481C1C}">
                           <a14:useLocalDpi xmlns:a14="http://schemas.microsoft.com/office/drawing/2010/main" val="0"/>
@@ -10918,7 +10445,7 @@
                     <pic:cNvPicPr/>
                   </pic:nvPicPr>
                   <pic:blipFill>
-                    <a:blip r:embed="rId67" cstate="print">
+                    <a:blip r:embed="rId69" cstate="print">
                       <a:extLst>
                         <a:ext uri="{28A0092B-C50C-407E-A947-70E740481C1C}">
                           <a14:useLocalDpi xmlns:a14="http://schemas.microsoft.com/office/drawing/2010/main" val="0"/>
@@ -10953,7 +10480,7 @@
           <w:noProof/>
         </w:rPr>
         <w:drawing>
-          <wp:anchor distT="0" distB="0" distL="114300" distR="114300" simplePos="0" relativeHeight="251718656" behindDoc="0" locked="0" layoutInCell="1" allowOverlap="1" wp14:anchorId="5D5D3C95" wp14:editId="357991AD">
+          <wp:anchor distT="0" distB="0" distL="114300" distR="114300" simplePos="0" relativeHeight="251718656" behindDoc="0" locked="0" layoutInCell="1" allowOverlap="1" wp14:anchorId="5D5D3C95" wp14:editId="66BF2AFD">
             <wp:simplePos x="0" y="0"/>
             <wp:positionH relativeFrom="column">
               <wp:posOffset>123825</wp:posOffset>
@@ -10976,7 +10503,7 @@
                     <pic:cNvPicPr/>
                   </pic:nvPicPr>
                   <pic:blipFill>
-                    <a:blip r:embed="rId68" cstate="print">
+                    <a:blip r:embed="rId70" cstate="print">
                       <a:extLst>
                         <a:ext uri="{28A0092B-C50C-407E-A947-70E740481C1C}">
                           <a14:useLocalDpi xmlns:a14="http://schemas.microsoft.com/office/drawing/2010/main" val="0"/>
@@ -11048,7 +10575,17 @@
           <w:sz w:val="24"/>
           <w:szCs w:val="24"/>
         </w:rPr>
-        <w:t>ile</w:t>
+        <w:t>ile Lab4_ Ex1_Nguy</w:t>
+      </w:r>
+      <w:r>
+        <w:rPr>
+          <w:rFonts w:cs="Times New Roman"/>
+          <w:b w:val="0"/>
+          <w:i w:val="0"/>
+          <w:sz w:val="24"/>
+          <w:szCs w:val="24"/>
+        </w:rPr>
+        <w:t>ễn Thị Ngọc Hân</w:t>
       </w:r>
       <w:r>
         <w:rPr>
@@ -11058,123 +10595,14 @@
           <w:sz w:val="24"/>
           <w:szCs w:val="24"/>
         </w:rPr>
-        <w:t xml:space="preserve"> Lab4_ Ex1_</w:t>
-      </w:r>
-      <w:r>
-        <w:rPr>
-          <w:rFonts w:eastAsiaTheme="minorHAnsi" w:cs="Times New Roman"/>
-          <w:b w:val="0"/>
-          <w:i w:val="0"/>
-          <w:sz w:val="24"/>
-          <w:szCs w:val="24"/>
-        </w:rPr>
-        <w:t>Nguy</w:t>
-      </w:r>
-      <w:r>
-        <w:rPr>
-          <w:rFonts w:cs="Times New Roman"/>
-          <w:b w:val="0"/>
-          <w:i w:val="0"/>
-          <w:sz w:val="24"/>
-          <w:szCs w:val="24"/>
-        </w:rPr>
-        <w:t>ễn</w:t>
-      </w:r>
-      <w:r>
-        <w:rPr>
-          <w:rFonts w:cs="Times New Roman"/>
-          <w:b w:val="0"/>
-          <w:i w:val="0"/>
-          <w:sz w:val="24"/>
-          <w:szCs w:val="24"/>
-        </w:rPr>
-        <w:t xml:space="preserve"> Th</w:t>
-      </w:r>
-      <w:r>
-        <w:rPr>
-          <w:rFonts w:cs="Times New Roman"/>
-          <w:b w:val="0"/>
-          <w:i w:val="0"/>
-          <w:sz w:val="24"/>
-          <w:szCs w:val="24"/>
-        </w:rPr>
-        <w:t>ị</w:t>
-      </w:r>
-      <w:r>
-        <w:rPr>
-          <w:rFonts w:cs="Times New Roman"/>
-          <w:b w:val="0"/>
-          <w:i w:val="0"/>
-          <w:sz w:val="24"/>
-          <w:szCs w:val="24"/>
-        </w:rPr>
-        <w:t xml:space="preserve"> Ng</w:t>
-      </w:r>
-      <w:r>
-        <w:rPr>
-          <w:rFonts w:cs="Times New Roman"/>
-          <w:b w:val="0"/>
-          <w:i w:val="0"/>
-          <w:sz w:val="24"/>
-          <w:szCs w:val="24"/>
-        </w:rPr>
-        <w:t>ọc</w:t>
-      </w:r>
-      <w:r>
-        <w:rPr>
-          <w:rFonts w:cs="Times New Roman"/>
-          <w:b w:val="0"/>
-          <w:i w:val="0"/>
-          <w:sz w:val="24"/>
-          <w:szCs w:val="24"/>
-        </w:rPr>
-        <w:t xml:space="preserve"> H</w:t>
-      </w:r>
-      <w:r>
-        <w:rPr>
-          <w:rFonts w:cs="Times New Roman"/>
-          <w:b w:val="0"/>
-          <w:i w:val="0"/>
-          <w:sz w:val="24"/>
-          <w:szCs w:val="24"/>
-        </w:rPr>
-        <w:t>â</w:t>
-      </w:r>
-      <w:r>
-        <w:rPr>
-          <w:rFonts w:cs="Times New Roman"/>
-          <w:b w:val="0"/>
-          <w:i w:val="0"/>
-          <w:sz w:val="24"/>
-          <w:szCs w:val="24"/>
-        </w:rPr>
-        <w:t>n</w:t>
-      </w:r>
-      <w:r>
-        <w:rPr>
-          <w:rFonts w:eastAsiaTheme="minorHAnsi" w:cs="Times New Roman"/>
-          <w:b w:val="0"/>
-          <w:i w:val="0"/>
-          <w:sz w:val="24"/>
-          <w:szCs w:val="24"/>
-        </w:rPr>
-        <w:t>.pptx</w:t>
-      </w:r>
-      <w:r>
-        <w:rPr>
-          <w:rFonts w:eastAsiaTheme="minorHAnsi" w:cs="Times New Roman"/>
-          <w:b w:val="0"/>
-          <w:i w:val="0"/>
-          <w:sz w:val="24"/>
-          <w:szCs w:val="24"/>
-        </w:rPr>
-        <w:t xml:space="preserve"> </w:t>
+        <w:t xml:space="preserve">.pptx </w:t>
       </w:r>
       <w:r>
         <w:rPr>
           <w:rFonts w:asciiTheme="minorHAnsi" w:eastAsiaTheme="minorHAnsi" w:hAnsiTheme="minorHAnsi" w:cstheme="minorBidi"/>
           <w:b w:val="0"/>
           <w:i w:val="0"/>
+          <w:noProof/>
           <w:sz w:val="24"/>
           <w:szCs w:val="24"/>
         </w:rPr>
@@ -11202,7 +10630,7 @@
                     <pic:cNvPicPr/>
                   </pic:nvPicPr>
                   <pic:blipFill rotWithShape="1">
-                    <a:blip r:embed="rId69" cstate="print">
+                    <a:blip r:embed="rId71" cstate="print">
                       <a:extLst>
                         <a:ext uri="{28A0092B-C50C-407E-A947-70E740481C1C}">
                           <a14:useLocalDpi xmlns:a14="http://schemas.microsoft.com/office/drawing/2010/main" val="0"/>
@@ -11248,6 +10676,7 @@
           <w:rFonts w:asciiTheme="minorHAnsi" w:eastAsiaTheme="minorHAnsi" w:hAnsiTheme="minorHAnsi" w:cstheme="minorBidi"/>
           <w:b w:val="0"/>
           <w:i w:val="0"/>
+          <w:noProof/>
           <w:sz w:val="24"/>
           <w:szCs w:val="24"/>
         </w:rPr>
@@ -11277,7 +10706,7 @@
                     </pic:cNvPicPr>
                   </pic:nvPicPr>
                   <pic:blipFill rotWithShape="1">
-                    <a:blip r:embed="rId69">
+                    <a:blip r:embed="rId71">
                       <a:extLst>
                         <a:ext uri="{28A0092B-C50C-407E-A947-70E740481C1C}">
                           <a14:useLocalDpi xmlns:a14="http://schemas.microsoft.com/office/drawing/2010/main" val="0"/>
@@ -11342,7 +10771,7 @@
           <w:noProof/>
         </w:rPr>
         <w:drawing>
-          <wp:anchor distT="0" distB="0" distL="114300" distR="114300" simplePos="0" relativeHeight="251722752" behindDoc="0" locked="0" layoutInCell="1" allowOverlap="1" wp14:anchorId="31050F12" wp14:editId="5B391E70">
+          <wp:anchor distT="0" distB="0" distL="114300" distR="114300" simplePos="0" relativeHeight="251722752" behindDoc="0" locked="0" layoutInCell="1" allowOverlap="1" wp14:anchorId="31050F12" wp14:editId="6C5728A5">
             <wp:simplePos x="0" y="0"/>
             <wp:positionH relativeFrom="column">
               <wp:posOffset>-76200</wp:posOffset>
@@ -11365,7 +10794,7 @@
                     <pic:cNvPicPr/>
                   </pic:nvPicPr>
                   <pic:blipFill>
-                    <a:blip r:embed="rId70" cstate="print">
+                    <a:blip r:embed="rId72" cstate="print">
                       <a:extLst>
                         <a:ext uri="{28A0092B-C50C-407E-A947-70E740481C1C}">
                           <a14:useLocalDpi xmlns:a14="http://schemas.microsoft.com/office/drawing/2010/main" val="0"/>
@@ -11428,73 +10857,7 @@
         <w:rPr>
           <w:rFonts w:ascii="Times New Roman" w:hAnsi="Times New Roman" w:cs="Times New Roman"/>
         </w:rPr>
-        <w:t xml:space="preserve">ile </w:t>
-      </w:r>
-      <w:r>
-        <w:rPr>
-          <w:rFonts w:ascii="Times New Roman" w:hAnsi="Times New Roman" w:cs="Times New Roman"/>
-        </w:rPr>
-        <w:t>Lab4_ Ex2_</w:t>
-      </w:r>
-      <w:r>
-        <w:rPr>
-          <w:rFonts w:ascii="Times New Roman" w:hAnsi="Times New Roman" w:cs="Times New Roman"/>
-        </w:rPr>
-        <w:t>Nguy</w:t>
-      </w:r>
-      <w:r>
-        <w:rPr>
-          <w:rFonts w:ascii="Times New Roman" w:hAnsi="Times New Roman" w:cs="Times New Roman"/>
-        </w:rPr>
-        <w:t>ễn</w:t>
-      </w:r>
-      <w:r>
-        <w:rPr>
-          <w:rFonts w:ascii="Times New Roman" w:hAnsi="Times New Roman" w:cs="Times New Roman"/>
-        </w:rPr>
-        <w:t xml:space="preserve"> Th</w:t>
-      </w:r>
-      <w:r>
-        <w:rPr>
-          <w:rFonts w:ascii="Times New Roman" w:hAnsi="Times New Roman" w:cs="Times New Roman"/>
-        </w:rPr>
-        <w:t>ị</w:t>
-      </w:r>
-      <w:r>
-        <w:rPr>
-          <w:rFonts w:ascii="Times New Roman" w:hAnsi="Times New Roman" w:cs="Times New Roman"/>
-        </w:rPr>
-        <w:t xml:space="preserve"> Ng</w:t>
-      </w:r>
-      <w:r>
-        <w:rPr>
-          <w:rFonts w:ascii="Times New Roman" w:hAnsi="Times New Roman" w:cs="Times New Roman"/>
-        </w:rPr>
-        <w:t>ọc</w:t>
-      </w:r>
-      <w:r>
-        <w:rPr>
-          <w:rFonts w:ascii="Times New Roman" w:hAnsi="Times New Roman" w:cs="Times New Roman"/>
-        </w:rPr>
-        <w:t xml:space="preserve"> H</w:t>
-      </w:r>
-      <w:r>
-        <w:rPr>
-          <w:rFonts w:ascii="Times New Roman" w:hAnsi="Times New Roman" w:cs="Times New Roman"/>
-        </w:rPr>
-        <w:t>â</w:t>
-      </w:r>
-      <w:r>
-        <w:rPr>
-          <w:rFonts w:ascii="Times New Roman" w:hAnsi="Times New Roman" w:cs="Times New Roman"/>
-        </w:rPr>
-        <w:t>n</w:t>
-      </w:r>
-      <w:r>
-        <w:rPr>
-          <w:rFonts w:ascii="Times New Roman" w:hAnsi="Times New Roman" w:cs="Times New Roman"/>
-        </w:rPr>
-        <w:t>.pptx</w:t>
+        <w:t>ile Lab4_ Ex2_Nguyễn Thị Ngọc Hân.pptx</w:t>
       </w:r>
     </w:p>
     <w:p>
@@ -11527,7 +10890,7 @@
                     <pic:cNvPicPr/>
                   </pic:nvPicPr>
                   <pic:blipFill>
-                    <a:blip r:embed="rId71" cstate="print">
+                    <a:blip r:embed="rId73" cstate="print">
                       <a:extLst>
                         <a:ext uri="{28A0092B-C50C-407E-A947-70E740481C1C}">
                           <a14:useLocalDpi xmlns:a14="http://schemas.microsoft.com/office/drawing/2010/main" val="0"/>
@@ -11591,7 +10954,7 @@
                     <pic:cNvPicPr/>
                   </pic:nvPicPr>
                   <pic:blipFill>
-                    <a:blip r:embed="rId72">
+                    <a:blip r:embed="rId74">
                       <a:extLst>
                         <a:ext uri="{28A0092B-C50C-407E-A947-70E740481C1C}">
                           <a14:useLocalDpi xmlns:a14="http://schemas.microsoft.com/office/drawing/2010/main" val="0"/>
@@ -11622,7 +10985,7 @@
           <w:noProof/>
         </w:rPr>
         <w:drawing>
-          <wp:anchor distT="0" distB="0" distL="114300" distR="114300" simplePos="0" relativeHeight="251724800" behindDoc="0" locked="0" layoutInCell="1" allowOverlap="1" wp14:anchorId="0A7AC558" wp14:editId="31469E6F">
+          <wp:anchor distT="0" distB="0" distL="114300" distR="114300" simplePos="0" relativeHeight="251724800" behindDoc="0" locked="0" layoutInCell="1" allowOverlap="1" wp14:anchorId="0A7AC558" wp14:editId="5A50E467">
             <wp:simplePos x="0" y="0"/>
             <wp:positionH relativeFrom="column">
               <wp:posOffset>0</wp:posOffset>
@@ -11645,7 +11008,7 @@
                     <pic:cNvPicPr/>
                   </pic:nvPicPr>
                   <pic:blipFill>
-                    <a:blip r:embed="rId73" cstate="print">
+                    <a:blip r:embed="rId75" cstate="print">
                       <a:extLst>
                         <a:ext uri="{28A0092B-C50C-407E-A947-70E740481C1C}">
                           <a14:useLocalDpi xmlns:a14="http://schemas.microsoft.com/office/drawing/2010/main" val="0"/>
@@ -11709,7 +11072,7 @@
                     <pic:cNvPicPr/>
                   </pic:nvPicPr>
                   <pic:blipFill>
-                    <a:blip r:embed="rId74">
+                    <a:blip r:embed="rId76">
                       <a:extLst>
                         <a:ext uri="{28A0092B-C50C-407E-A947-70E740481C1C}">
                           <a14:useLocalDpi xmlns:a14="http://schemas.microsoft.com/office/drawing/2010/main" val="0"/>
@@ -11782,7 +11145,7 @@
                     <pic:cNvPicPr/>
                   </pic:nvPicPr>
                   <pic:blipFill>
-                    <a:blip r:embed="rId75">
+                    <a:blip r:embed="rId77">
                       <a:extLst>
                         <a:ext uri="{28A0092B-C50C-407E-A947-70E740481C1C}">
                           <a14:useLocalDpi xmlns:a14="http://schemas.microsoft.com/office/drawing/2010/main" val="0"/>
@@ -11854,7 +11217,7 @@
                     <pic:cNvPicPr/>
                   </pic:nvPicPr>
                   <pic:blipFill>
-                    <a:blip r:embed="rId76" cstate="print">
+                    <a:blip r:embed="rId78" cstate="print">
                       <a:extLst>
                         <a:ext uri="{28A0092B-C50C-407E-A947-70E740481C1C}">
                           <a14:useLocalDpi xmlns:a14="http://schemas.microsoft.com/office/drawing/2010/main" val="0"/>
@@ -11915,7 +11278,7 @@
           <w:rFonts w:ascii="Times New Roman" w:hAnsi="Times New Roman" w:cs="Times New Roman"/>
         </w:rPr>
       </w:pPr>
-      <w:hyperlink r:id="rId77" w:history="1">
+      <w:hyperlink r:id="rId79" w:history="1">
         <w:r>
           <w:rPr>
             <w:rStyle w:val="Hyperlink"/>
@@ -13186,7 +12549,6 @@
   <w:style w:type="character" w:default="1" w:styleId="DefaultParagraphFont">
     <w:name w:val="Default Paragraph Font"/>
     <w:uiPriority w:val="1"/>
-    <w:semiHidden/>
     <w:unhideWhenUsed/>
   </w:style>
   <w:style w:type="table" w:default="1" w:styleId="TableNormal">

--- a/lap05/OfficeComputingLabsReport.docx
+++ b/lap05/OfficeComputingLabsReport.docx
@@ -3856,6 +3856,7 @@
             <w:r>
               <w:rPr>
                 <w:rFonts w:ascii="Times New Roman" w:hAnsi="Times New Roman" w:cs="Times New Roman"/>
+                <w:noProof/>
               </w:rPr>
               <w:t xml:space="preserve">ống </w:t>
             </w:r>
@@ -5895,7 +5896,119 @@
                 <w:rFonts w:ascii="Times New Roman" w:hAnsi="Times New Roman" w:cs="Times New Roman"/>
                 <w:noProof/>
               </w:rPr>
-              <w:t>Lap05</w:t>
+              <w:t>L</w:t>
+            </w:r>
+            <w:r>
+              <w:rPr>
+                <w:rStyle w:val="Hyperlink"/>
+                <w:rFonts w:ascii="Times New Roman" w:hAnsi="Times New Roman" w:cs="Times New Roman"/>
+                <w:noProof/>
+              </w:rPr>
+              <w:t>AP05 - T</w:t>
+            </w:r>
+            <w:r>
+              <w:rPr>
+                <w:rStyle w:val="Hyperlink"/>
+                <w:rFonts w:ascii="Times New Roman" w:hAnsi="Times New Roman" w:cs="Times New Roman"/>
+                <w:noProof/>
+              </w:rPr>
+              <w:t>ạo</w:t>
+            </w:r>
+            <w:r>
+              <w:rPr>
+                <w:rStyle w:val="Hyperlink"/>
+                <w:rFonts w:ascii="Times New Roman" w:hAnsi="Times New Roman" w:cs="Times New Roman"/>
+                <w:noProof/>
+              </w:rPr>
+              <w:t>, qu</w:t>
+            </w:r>
+            <w:r>
+              <w:rPr>
+                <w:rStyle w:val="Hyperlink"/>
+                <w:rFonts w:ascii="Times New Roman" w:hAnsi="Times New Roman" w:cs="Times New Roman"/>
+                <w:noProof/>
+              </w:rPr>
+              <w:t>ản</w:t>
+            </w:r>
+            <w:r>
+              <w:rPr>
+                <w:rStyle w:val="Hyperlink"/>
+                <w:rFonts w:ascii="Times New Roman" w:hAnsi="Times New Roman" w:cs="Times New Roman"/>
+                <w:noProof/>
+              </w:rPr>
+              <w:t xml:space="preserve"> l</w:t>
+            </w:r>
+            <w:r>
+              <w:rPr>
+                <w:rStyle w:val="Hyperlink"/>
+                <w:rFonts w:ascii="Times New Roman" w:hAnsi="Times New Roman" w:cs="Times New Roman"/>
+                <w:noProof/>
+              </w:rPr>
+              <w:t>í</w:t>
+            </w:r>
+            <w:r>
+              <w:rPr>
+                <w:rStyle w:val="Hyperlink"/>
+                <w:rFonts w:ascii="Times New Roman" w:hAnsi="Times New Roman" w:cs="Times New Roman"/>
+                <w:noProof/>
+              </w:rPr>
+              <w:t xml:space="preserve"> v</w:t>
+            </w:r>
+            <w:r>
+              <w:rPr>
+                <w:rStyle w:val="Hyperlink"/>
+                <w:rFonts w:ascii="Times New Roman" w:hAnsi="Times New Roman" w:cs="Times New Roman"/>
+                <w:noProof/>
+              </w:rPr>
+              <w:t>à</w:t>
+            </w:r>
+            <w:r>
+              <w:rPr>
+                <w:rStyle w:val="Hyperlink"/>
+                <w:rFonts w:ascii="Times New Roman" w:hAnsi="Times New Roman" w:cs="Times New Roman"/>
+                <w:noProof/>
+              </w:rPr>
+              <w:t xml:space="preserve"> chia s</w:t>
+            </w:r>
+            <w:r>
+              <w:rPr>
+                <w:rStyle w:val="Hyperlink"/>
+                <w:rFonts w:ascii="Times New Roman" w:hAnsi="Times New Roman" w:cs="Times New Roman"/>
+                <w:noProof/>
+              </w:rPr>
+              <w:t>ẻ</w:t>
+            </w:r>
+            <w:r>
+              <w:rPr>
+                <w:rStyle w:val="Hyperlink"/>
+                <w:rFonts w:ascii="Times New Roman" w:hAnsi="Times New Roman" w:cs="Times New Roman"/>
+                <w:noProof/>
+              </w:rPr>
+              <w:t xml:space="preserve"> n</w:t>
+            </w:r>
+            <w:r>
+              <w:rPr>
+                <w:rStyle w:val="Hyperlink"/>
+                <w:rFonts w:ascii="Times New Roman" w:hAnsi="Times New Roman" w:cs="Times New Roman"/>
+                <w:noProof/>
+              </w:rPr>
+              <w:t>ội</w:t>
+            </w:r>
+            <w:r>
+              <w:rPr>
+                <w:rStyle w:val="Hyperlink"/>
+                <w:rFonts w:ascii="Times New Roman" w:hAnsi="Times New Roman" w:cs="Times New Roman"/>
+                <w:noProof/>
+              </w:rPr>
+              <w:t xml:space="preserve"> dung s</w:t>
+            </w:r>
+            <w:r>
+              <w:rPr>
+                <w:rStyle w:val="Hyperlink"/>
+                <w:rFonts w:ascii="Times New Roman" w:hAnsi="Times New Roman" w:cs="Times New Roman"/>
+                <w:noProof/>
+              </w:rPr>
+              <w:t>ố</w:t>
             </w:r>
             <w:r>
               <w:rPr>
@@ -9476,12 +9589,17 @@
       </w:pPr>
       <w:bookmarkStart w:id="37" w:name="_Toc241479201"/>
       <w:r>
-        <w:t>Số SV nghỉ TH &gt; 2 </w:t>
+        <w:t xml:space="preserve">Số SV nghỉ TH &gt; </w:t>
+      </w:r>
+      <w:proofErr w:type="gramStart"/>
+      <w:r>
+        <w:t>2 </w:t>
       </w:r>
       <w:r>
         <w:t>:</w:t>
       </w:r>
       <w:bookmarkEnd w:id="37"/>
+      <w:proofErr w:type="gramEnd"/>
     </w:p>
     <w:p>
       <w:r>
@@ -11271,6 +11389,12 @@
         <w:t>Lap05</w:t>
       </w:r>
       <w:bookmarkEnd w:id="58"/>
+      <w:r>
+        <w:t xml:space="preserve"> - </w:t>
+      </w:r>
+      <w:r>
+        <w:t>TẠO, QUẢN LÝ VÀ CHIA SẺ NỘI DUNG SỐ</w:t>
+      </w:r>
     </w:p>
     <w:p>
       <w:pPr>
